--- a/Noname-Zuplo-Integration-Guide.docx
+++ b/Noname-Zuplo-Integration-Guide.docx
@@ -2062,7 +2062,83 @@
           <w:sz w:val="22"/>
           <w:szCs w:val="22"/>
         </w:rPr>
-        <w:t xml:space="preserve">Send 5–10 requests to generate enough traffic to appear in Noname.</w:t>
+        <w:t xml:space="preserve">Or use this loop to send 5 requests at once and confirm each returns 200:</w:t>
+      </w:r>
+    </w:p>
+    <w:p>
+      <w:r>
+        <w:t xml:space="preserve"/>
+      </w:r>
+    </w:p>
+    <w:p>
+      <w:pPr>
+        <w:shd w:fill="F2F2F2" w:val="clear"/>
+        <w:spacing w:after="40" w:before="40"/>
+      </w:pPr>
+      <w:r>
+        <w:rPr>
+          <w:rFonts w:ascii="Courier New" w:cs="Courier New" w:eastAsia="Courier New" w:hAnsi="Courier New"/>
+          <w:sz w:val="20"/>
+          <w:szCs w:val="20"/>
+        </w:rPr>
+        <w:t xml:space="preserve">for i in {1..5}; do curl -s -o /dev/null -w "%{http_code}\n" -X POST \</w:t>
+      </w:r>
+    </w:p>
+    <w:p>
+      <w:pPr>
+        <w:shd w:fill="F2F2F2" w:val="clear"/>
+        <w:spacing w:after="40" w:before="40"/>
+      </w:pPr>
+      <w:r>
+        <w:rPr>
+          <w:rFonts w:ascii="Courier New" w:cs="Courier New" w:eastAsia="Courier New" w:hAnsi="Courier New"/>
+          <w:sz w:val="20"/>
+          <w:szCs w:val="20"/>
+        </w:rPr>
+        <w:t xml:space="preserve">  "https://crapi-cropseyit-com-main-64db34b.zuplo.app/identity/api/auth/login" \</w:t>
+      </w:r>
+    </w:p>
+    <w:p>
+      <w:pPr>
+        <w:shd w:fill="F2F2F2" w:val="clear"/>
+        <w:spacing w:after="40" w:before="40"/>
+      </w:pPr>
+      <w:r>
+        <w:rPr>
+          <w:rFonts w:ascii="Courier New" w:cs="Courier New" w:eastAsia="Courier New" w:hAnsi="Courier New"/>
+          <w:sz w:val="20"/>
+          <w:szCs w:val="20"/>
+        </w:rPr>
+        <w:t xml:space="preserve">  -H "Content-Type: application/json" \</w:t>
+      </w:r>
+    </w:p>
+    <w:p>
+      <w:pPr>
+        <w:shd w:fill="F2F2F2" w:val="clear"/>
+        <w:spacing w:after="40" w:before="40"/>
+      </w:pPr>
+      <w:r>
+        <w:rPr>
+          <w:rFonts w:ascii="Courier New" w:cs="Courier New" w:eastAsia="Courier New" w:hAnsi="Courier New"/>
+          <w:sz w:val="20"/>
+          <w:szCs w:val="20"/>
+        </w:rPr>
+        <w:t xml:space="preserve">  -d '{"email":"mike1@my.lab","password":"Mylab123!"}'; done</w:t>
+      </w:r>
+    </w:p>
+    <w:p>
+      <w:r>
+        <w:t xml:space="preserve"/>
+      </w:r>
+    </w:p>
+    <w:p>
+      <w:r>
+        <w:rPr>
+          <w:rFonts w:ascii="Arial" w:cs="Arial" w:eastAsia="Arial" w:hAnsi="Arial"/>
+          <w:sz w:val="22"/>
+          <w:szCs w:val="22"/>
+        </w:rPr>
+        <w:t xml:space="preserve">All 5 should return 200. Then check Noname for traffic within 1–2 minutes.</w:t>
       </w:r>
     </w:p>
     <w:p>

--- a/Noname-Zuplo-Integration-Guide.docx
+++ b/Noname-Zuplo-Integration-Guide.docx
@@ -717,7 +717,7 @@
                 <w:sz w:val="20"/>
                 <w:szCs w:val="20"/>
               </w:rPr>
-              <w:t xml:space="preserve">https://mcropsey-lab.nonamesec.com/engine</w:t>
+              <w:t xml:space="preserve">https://mcropsey-lab.noamesec.com/engine</w:t>
             </w:r>
           </w:p>
         </w:tc>
@@ -1720,7 +1720,7 @@
           <w:sz w:val="20"/>
           <w:szCs w:val="20"/>
         </w:rPr>
-        <w:t xml:space="preserve">      hostname: "mcropsey-lab.nonamesec.com",</w:t>
+        <w:t xml:space="preserve">      hostname: "mcropsey-lab.noamesec.com",</w:t>
       </w:r>
     </w:p>
     <w:p>
@@ -3023,7 +3023,7 @@
                 <w:sz w:val="20"/>
                 <w:szCs w:val="20"/>
               </w:rPr>
-              <w:t xml:space="preserve">https://mcropsey-lab.nonamesec.com/engine</w:t>
+              <w:t xml:space="preserve">https://mcropsey-lab.noamesec.com/engine</w:t>
             </w:r>
           </w:p>
         </w:tc>

--- a/Noname-Zuplo-Integration-Guide.docx
+++ b/Noname-Zuplo-Integration-Guide.docx
@@ -717,7 +717,7 @@
                 <w:sz w:val="20"/>
                 <w:szCs w:val="20"/>
               </w:rPr>
-              <w:t xml:space="preserve">https://mcropsey-lab.noamesec.com/engine</w:t>
+              <w:t xml:space="preserve">https://mcropsey-lab.nonamesec.com/engine</w:t>
             </w:r>
           </w:p>
         </w:tc>
@@ -779,7 +779,7 @@
                 <w:sz w:val="20"/>
                 <w:szCs w:val="20"/>
               </w:rPr>
-              <w:t xml:space="preserve">mcropsey-lab.noamesec.com</w:t>
+              <w:t xml:space="preserve">mcropsey-lab.nonamesec.com</w:t>
             </w:r>
           </w:p>
         </w:tc>
@@ -1720,7 +1720,7 @@
           <w:sz w:val="20"/>
           <w:szCs w:val="20"/>
         </w:rPr>
-        <w:t xml:space="preserve">      hostname: "mcropsey-lab.noamesec.com",</w:t>
+        <w:t xml:space="preserve">      hostname: "mcropsey-lab.nonamesec.com",</w:t>
       </w:r>
     </w:p>
     <w:p>
@@ -2799,7 +2799,7 @@
                 <w:sz w:val="20"/>
                 <w:szCs w:val="20"/>
               </w:rPr>
-              <w:t xml:space="preserve">Use ONLY the hostname. Example: mcropsey-lab.noamesec.com — NOT https://mcropsey-lab.noamesec.com/engine</w:t>
+              <w:t xml:space="preserve">Use ONLY the hostname. Example: mcropsey-lab.nonamesec.com — NOT https://mcropsey-lab.nonamesec.com/engine</w:t>
             </w:r>
           </w:p>
         </w:tc>
@@ -3023,7 +3023,7 @@
                 <w:sz w:val="20"/>
                 <w:szCs w:val="20"/>
               </w:rPr>
-              <w:t xml:space="preserve">https://mcropsey-lab.noamesec.com/engine</w:t>
+              <w:t xml:space="preserve">https://mcropsey-lab.nonamesec.com/engine</w:t>
             </w:r>
           </w:p>
         </w:tc>
@@ -3085,7 +3085,7 @@
                 <w:sz w:val="20"/>
                 <w:szCs w:val="20"/>
               </w:rPr>
-              <w:t xml:space="preserve">mcropsey-lab.noamesec.com</w:t>
+              <w:t xml:space="preserve">mcropsey-lab.nonamesec.com</w:t>
             </w:r>
           </w:p>
         </w:tc>

--- a/Noname-Zuplo-Integration-Guide.docx
+++ b/Noname-Zuplo-Integration-Guide.docx
@@ -1883,7 +1883,7 @@
           <w:sz w:val="28"/>
           <w:szCs w:val="28"/>
         </w:rPr>
-        <w:t xml:space="preserve">Step 4 — Save and Deploy</w:t>
+        <w:t xml:space="preserve">Step 4 — Save and Commit to Main</w:t>
       </w:r>
     </w:p>
     <w:p>
@@ -1917,7 +1917,7 @@
           <w:sz w:val="22"/>
           <w:szCs w:val="22"/>
         </w:rPr>
-        <w:t xml:space="preserve">Zuplo deploys automatically — watch the build status indicator at the bottom of the screen</w:t>
+        <w:t xml:space="preserve">Watch the bottom bar — wait for green "Gateway deployed"</w:t>
       </w:r>
     </w:p>
     <w:p>
@@ -1934,7 +1934,99 @@
           <w:sz w:val="22"/>
           <w:szCs w:val="22"/>
         </w:rPr>
-        <w:t xml:space="preserve">Wait for the build to show as deployed (usually 30–60 seconds)</w:t>
+        <w:t xml:space="preserve">Click the GitHub button at the bottom of the code editor</w:t>
+      </w:r>
+    </w:p>
+    <w:p>
+      <w:pPr>
+        <w:pStyle w:val="ListParagraph"/>
+        <w:numPr>
+          <w:ilvl w:val="0"/>
+          <w:numId w:val="3"/>
+        </w:numPr>
+      </w:pPr>
+      <w:r>
+        <w:rPr>
+          <w:rFonts w:ascii="Arial" w:cs="Arial" w:eastAsia="Arial" w:hAnsi="Arial"/>
+          <w:sz w:val="22"/>
+          <w:szCs w:val="22"/>
+        </w:rPr>
+        <w:t xml:space="preserve">A dialog will appear — click Commit to push your changes</w:t>
+      </w:r>
+    </w:p>
+    <w:p>
+      <w:pPr>
+        <w:pStyle w:val="ListParagraph"/>
+        <w:numPr>
+          <w:ilvl w:val="0"/>
+          <w:numId w:val="3"/>
+        </w:numPr>
+      </w:pPr>
+      <w:r>
+        <w:rPr>
+          <w:rFonts w:ascii="Arial" w:cs="Arial" w:eastAsia="Arial" w:hAnsi="Arial"/>
+          <w:sz w:val="22"/>
+          <w:szCs w:val="22"/>
+        </w:rPr>
+        <w:t xml:space="preserve">You will see "Successful commit &amp; push" — click Close</w:t>
+      </w:r>
+    </w:p>
+    <w:p>
+      <w:r>
+        <w:t xml:space="preserve"/>
+      </w:r>
+    </w:p>
+    <w:p>
+      <w:pPr>
+        <w:shd w:fill="FFF3CD" w:val="clear"/>
+        <w:spacing w:after="80" w:before="80"/>
+      </w:pPr>
+      <w:r>
+        <w:rPr>
+          <w:rFonts w:ascii="Arial" w:cs="Arial" w:eastAsia="Arial" w:hAnsi="Arial"/>
+          <w:b/>
+          <w:bCs/>
+          <w:sz w:val="22"/>
+          <w:szCs w:val="22"/>
+        </w:rPr>
+        <w:t xml:space="preserve">NOTE: </w:t>
+      </w:r>
+      <w:r>
+        <w:rPr>
+          <w:rFonts w:ascii="Arial" w:cs="Arial" w:eastAsia="Arial" w:hAnsi="Arial"/>
+          <w:sz w:val="22"/>
+          <w:szCs w:val="22"/>
+        </w:rPr>
+        <w:t xml:space="preserve">CRITICAL: Zuplo has two environments — working copy (dev/sandbox) and main (production). The gateway URL https://crapi-cropseyit-com-main-64db34b.zuplo.app only uses main. Changes saved in working copy do NOT affect production until committed to main via the GitHub button. Always commit after making changes.</w:t>
+      </w:r>
+    </w:p>
+    <w:p>
+      <w:r>
+        <w:t xml:space="preserve"/>
+      </w:r>
+    </w:p>
+    <w:p>
+      <w:pPr>
+        <w:shd w:fill="FFF3CD" w:val="clear"/>
+        <w:spacing w:after="80" w:before="80"/>
+      </w:pPr>
+      <w:r>
+        <w:rPr>
+          <w:rFonts w:ascii="Arial" w:cs="Arial" w:eastAsia="Arial" w:hAnsi="Arial"/>
+          <w:b/>
+          <w:bCs/>
+          <w:sz w:val="22"/>
+          <w:szCs w:val="22"/>
+        </w:rPr>
+        <w:t xml:space="preserve">NOTE: </w:t>
+      </w:r>
+      <w:r>
+        <w:rPr>
+          <w:rFonts w:ascii="Arial" w:cs="Arial" w:eastAsia="Arial" w:hAnsi="Arial"/>
+          <w:sz w:val="22"/>
+          <w:szCs w:val="22"/>
+        </w:rPr>
+        <w:t xml:space="preserve">If the GitHub button shows "Connect to Repository" instead of Commit, your project is not yet linked to GitHub. Go to Settings &gt; Source Control to connect a GitHub repo first. Once connected, the commit workflow above applies.</w:t>
       </w:r>
     </w:p>
     <w:p>
@@ -2800,6 +2892,134 @@
                 <w:szCs w:val="20"/>
               </w:rPr>
               <w:t xml:space="preserve">Use ONLY the hostname. Example: mcropsey-lab.nonamesec.com — NOT https://mcropsey-lab.nonamesec.com/engine</w:t>
+            </w:r>
+          </w:p>
+        </w:tc>
+      </w:tr>
+      <w:tr>
+        <w:tc>
+          <w:tcPr>
+            <w:tcW w:type="dxa" w:w="4680"/>
+            <w:tcBorders>
+              <w:top w:val="single" w:color="CCCCCC" w:sz="1"/>
+              <w:left w:val="single" w:color="CCCCCC" w:sz="1"/>
+              <w:bottom w:val="single" w:color="CCCCCC" w:sz="1"/>
+              <w:right w:val="single" w:color="CCCCCC" w:sz="1"/>
+            </w:tcBorders>
+            <w:shd w:fill="FFFFFF" w:val="clear"/>
+            <w:tcMar>
+              <w:top w:type="dxa" w:w="80"/>
+              <w:left w:type="dxa" w:w="120"/>
+              <w:bottom w:type="dxa" w:w="80"/>
+              <w:right w:type="dxa" w:w="120"/>
+            </w:tcMar>
+          </w:tcPr>
+          <w:p>
+            <w:r>
+              <w:rPr>
+                <w:rFonts w:ascii="Arial" w:cs="Arial" w:eastAsia="Arial" w:hAnsi="Arial"/>
+                <w:b w:val="false"/>
+                <w:bCs w:val="false"/>
+                <w:color w:val="000000"/>
+                <w:sz w:val="20"/>
+                <w:szCs w:val="20"/>
+              </w:rPr>
+              <w:t xml:space="preserve">Changes not taking effect in production</w:t>
+            </w:r>
+          </w:p>
+        </w:tc>
+        <w:tc>
+          <w:tcPr>
+            <w:tcW w:type="dxa" w:w="4680"/>
+            <w:tcBorders>
+              <w:top w:val="single" w:color="CCCCCC" w:sz="1"/>
+              <w:left w:val="single" w:color="CCCCCC" w:sz="1"/>
+              <w:bottom w:val="single" w:color="CCCCCC" w:sz="1"/>
+              <w:right w:val="single" w:color="CCCCCC" w:sz="1"/>
+            </w:tcBorders>
+            <w:shd w:fill="F7F9FF" w:val="clear"/>
+            <w:tcMar>
+              <w:top w:type="dxa" w:w="80"/>
+              <w:left w:type="dxa" w:w="120"/>
+              <w:bottom w:type="dxa" w:w="80"/>
+              <w:right w:type="dxa" w:w="120"/>
+            </w:tcMar>
+          </w:tcPr>
+          <w:p>
+            <w:r>
+              <w:rPr>
+                <w:rFonts w:ascii="Arial" w:cs="Arial" w:eastAsia="Arial" w:hAnsi="Arial"/>
+                <w:b w:val="false"/>
+                <w:bCs w:val="false"/>
+                <w:color w:val="000000"/>
+                <w:sz w:val="20"/>
+                <w:szCs w:val="20"/>
+              </w:rPr>
+              <w:t xml:space="preserve">You are editing working copy but the gateway URL uses main. After saving, click the GitHub button and commit to push to main.</w:t>
+            </w:r>
+          </w:p>
+        </w:tc>
+      </w:tr>
+      <w:tr>
+        <w:tc>
+          <w:tcPr>
+            <w:tcW w:type="dxa" w:w="4680"/>
+            <w:tcBorders>
+              <w:top w:val="single" w:color="CCCCCC" w:sz="1"/>
+              <w:left w:val="single" w:color="CCCCCC" w:sz="1"/>
+              <w:bottom w:val="single" w:color="CCCCCC" w:sz="1"/>
+              <w:right w:val="single" w:color="CCCCCC" w:sz="1"/>
+            </w:tcBorders>
+            <w:shd w:fill="FFFFFF" w:val="clear"/>
+            <w:tcMar>
+              <w:top w:type="dxa" w:w="80"/>
+              <w:left w:type="dxa" w:w="120"/>
+              <w:bottom w:type="dxa" w:w="80"/>
+              <w:right w:type="dxa" w:w="120"/>
+            </w:tcMar>
+          </w:tcPr>
+          <w:p>
+            <w:r>
+              <w:rPr>
+                <w:rFonts w:ascii="Arial" w:cs="Arial" w:eastAsia="Arial" w:hAnsi="Arial"/>
+                <w:b w:val="false"/>
+                <w:bCs w:val="false"/>
+                <w:color w:val="000000"/>
+                <w:sz w:val="20"/>
+                <w:szCs w:val="20"/>
+              </w:rPr>
+              <w:t xml:space="preserve">401 after fixing routes</w:t>
+            </w:r>
+          </w:p>
+        </w:tc>
+        <w:tc>
+          <w:tcPr>
+            <w:tcW w:type="dxa" w:w="4680"/>
+            <w:tcBorders>
+              <w:top w:val="single" w:color="CCCCCC" w:sz="1"/>
+              <w:left w:val="single" w:color="CCCCCC" w:sz="1"/>
+              <w:bottom w:val="single" w:color="CCCCCC" w:sz="1"/>
+              <w:right w:val="single" w:color="CCCCCC" w:sz="1"/>
+            </w:tcBorders>
+            <w:shd w:fill="F7F9FF" w:val="clear"/>
+            <w:tcMar>
+              <w:top w:type="dxa" w:w="80"/>
+              <w:left w:type="dxa" w:w="120"/>
+              <w:bottom w:type="dxa" w:w="80"/>
+              <w:right w:type="dxa" w:w="120"/>
+            </w:tcMar>
+          </w:tcPr>
+          <w:p>
+            <w:r>
+              <w:rPr>
+                <w:rFonts w:ascii="Arial" w:cs="Arial" w:eastAsia="Arial" w:hAnsi="Arial"/>
+                <w:b w:val="false"/>
+                <w:bCs w:val="false"/>
+                <w:color w:val="000000"/>
+                <w:sz w:val="20"/>
+                <w:szCs w:val="20"/>
+              </w:rPr>
+              <w:t xml:space="preserve">If routes were previously pointing to a different backend, users may not exist on the new backend. Re-register test users via the signup endpoint.</w:t>
             </w:r>
           </w:p>
         </w:tc>
